--- a/templates/resume.template.docx
+++ b/templates/resume.template.docx
@@ -4,14 +4,17 @@
   <w:body>
     <w:p>
       <w:pPr>
-        <w:spacing w:after="0"/>
+        <w:spacing w:after="20"/>
         <w:jc w:val="center"/>
+        <w:keepNext/>
+        <w:keepLines/>
       </w:pPr>
       <w:r>
         <w:rPr>
+          <w:rFonts w:ascii="Aptos Display" w:hAnsi="Aptos Display"/>
           <w:b/>
-          <w:color w:val="1F4E79"/>
-          <w:sz w:val="38"/>
+          <w:color w:val="24527A"/>
+          <w:sz w:val="40"/>
         </w:rPr>
         <w:t>{candidateName}</w:t>
       </w:r>
@@ -20,54 +23,67 @@
       <w:pPr>
         <w:spacing w:after="40"/>
         <w:jc w:val="center"/>
+        <w:keepNext/>
+        <w:keepLines/>
       </w:pPr>
       <w:r>
         <w:rPr>
+          <w:rFonts w:ascii="Aptos" w:hAnsi="Aptos"/>
           <w:b/>
-          <w:color w:val="232323"/>
-          <w:sz w:val="20"/>
+          <w:color w:val="1F2933"/>
+          <w:sz w:val="23"/>
         </w:rPr>
         <w:t>{targetTitle}</w:t>
       </w:r>
     </w:p>
     <w:p>
       <w:pPr>
-        <w:spacing w:after="0"/>
+        <w:spacing w:after="20"/>
         <w:jc w:val="center"/>
+        <w:keepNext/>
+        <w:keepLines/>
       </w:pPr>
       <w:r>
         <w:rPr>
-          <w:b w:val="0"/>
-          <w:sz w:val="17"/>
+          <w:rFonts w:ascii="Aptos" w:hAnsi="Aptos"/>
+          <w:color w:val="52606D"/>
+          <w:sz w:val="18"/>
         </w:rPr>
         <w:t>{location}  |  {phone}  |  {email}</w:t>
       </w:r>
     </w:p>
     <w:p>
       <w:pPr>
-        <w:spacing w:after="60"/>
+        <w:spacing w:after="20"/>
         <w:jc w:val="center"/>
+        <w:keepNext/>
+        <w:keepLines/>
       </w:pPr>
       <w:r>
         <w:rPr>
-          <w:b w:val="0"/>
-          <w:sz w:val="17"/>
+          <w:rFonts w:ascii="Aptos" w:hAnsi="Aptos"/>
+          <w:color w:val="52606D"/>
+          <w:sz w:val="18"/>
         </w:rPr>
-        <w:t>{linkedin}  |  {github}</w:t>
+        <w:t>{linkedin}  |  {github}  |  {portfolio}</w:t>
       </w:r>
     </w:p>
     <w:p>
       <w:pPr>
-        <w:spacing w:before="80" w:after="40"/>
+        <w:pStyle w:val="Heading1"/>
+        <w:spacing w:before="160" w:after="80"/>
         <w:pBdr>
-          <w:bottom w:val="single" w:sz="6" w:space="1" w:color="1F4E79"/>
+          <w:bottom w:val="single" w:sz="8" w:space="3" w:color="D9E2EC"/>
         </w:pBdr>
+        <w:keepNext/>
+        <w:keepLines/>
       </w:pPr>
       <w:r>
         <w:rPr>
+          <w:rFonts w:ascii="Aptos Display" w:hAnsi="Aptos Display"/>
           <w:b/>
-          <w:color w:val="1F4E79"/>
-          <w:sz w:val="20"/>
+          <w:color w:val="24527A"/>
+          <w:sz w:val="22"/>
         </w:rPr>
         <w:t>PROFESSIONAL SUMMARY</w:t>
       </w:r>
@@ -79,87 +95,78 @@
     </w:p>
     <w:p>
       <w:pPr>
-        <w:spacing w:before="80" w:after="40"/>
+        <w:pStyle w:val="Heading1"/>
+        <w:spacing w:before="160" w:after="80"/>
         <w:pBdr>
-          <w:bottom w:val="single" w:sz="6" w:space="1" w:color="1F4E79"/>
+          <w:bottom w:val="single" w:sz="8" w:space="3" w:color="D9E2EC"/>
         </w:pBdr>
+        <w:keepNext/>
+        <w:keepLines/>
       </w:pPr>
       <w:r>
         <w:rPr>
+          <w:rFonts w:ascii="Aptos Display" w:hAnsi="Aptos Display"/>
           <w:b/>
-          <w:color w:val="1F4E79"/>
-          <w:sz w:val="20"/>
+          <w:color w:val="24527A"/>
+          <w:sz w:val="22"/>
         </w:rPr>
         <w:t>CORE SKILLS</w:t>
       </w:r>
     </w:p>
-    <w:tbl>
-      <w:tblPr>
-        <w:tblW w:type="auto" w:w="0"/>
-        <w:tblLayout w:type="fixed"/>
-        <w:tblLook w:firstColumn="1" w:firstRow="1" w:lastColumn="0" w:lastRow="0" w:noHBand="0" w:noVBand="1" w:val="04A0"/>
-      </w:tblPr>
-      <w:tblGrid>
-        <w:gridCol w:w="1613"/>
-        <w:gridCol w:w="9360"/>
-      </w:tblGrid>
-      <w:tr>
-        <w:tc>
-          <w:tcPr>
-            <w:tcW w:type="dxa" w:w="5227"/>
-            <w:shd w:fill="EAF2F8"/>
-            <w:tcMar>
-              <w:top w:w="40" w:type="dxa"/>
-              <w:start w:w="70" w:type="dxa"/>
-              <w:bottom w:w="40" w:type="dxa"/>
-              <w:end w:w="70" w:type="dxa"/>
-            </w:tcMar>
-          </w:tcPr>
-          <w:p>
-            <w:r>
-              <w:rPr>
-                <w:b/>
-                <w:color w:val="1F4E79"/>
-                <w:sz w:val="17"/>
-              </w:rPr>
-              <w:t>{#skills}{label}</w:t>
-            </w:r>
-          </w:p>
-        </w:tc>
-        <w:tc>
-          <w:tcPr>
-            <w:tcW w:type="dxa" w:w="5227"/>
-            <w:tcMar>
-              <w:top w:w="40" w:type="dxa"/>
-              <w:start w:w="70" w:type="dxa"/>
-              <w:bottom w:w="40" w:type="dxa"/>
-              <w:end w:w="70" w:type="dxa"/>
-            </w:tcMar>
-          </w:tcPr>
-          <w:p>
-            <w:r>
-              <w:rPr>
-                <w:b w:val="0"/>
-                <w:sz w:val="17"/>
-              </w:rPr>
-              <w:t>{items}{/skills}</w:t>
-            </w:r>
-          </w:p>
-        </w:tc>
-      </w:tr>
-    </w:tbl>
     <w:p>
       <w:pPr>
-        <w:spacing w:before="80" w:after="40"/>
-        <w:pBdr>
-          <w:bottom w:val="single" w:sz="6" w:space="1" w:color="1F4E79"/>
-        </w:pBdr>
+        <w:spacing w:after="0"/>
+      </w:pPr>
+      <w:r>
+        <w:t>{#skills}</w:t>
+      </w:r>
+    </w:p>
+    <w:p>
+      <w:pPr>
+        <w:spacing w:after="40"/>
       </w:pPr>
       <w:r>
         <w:rPr>
+          <w:rFonts w:ascii="Aptos" w:hAnsi="Aptos"/>
           <w:b/>
-          <w:color w:val="1F4E79"/>
-          <w:sz w:val="20"/>
+          <w:color w:val="1F2933"/>
+          <w:sz w:val="19"/>
+        </w:rPr>
+        <w:t xml:space="preserve">{label}: </w:t>
+      </w:r>
+      <w:r>
+        <w:rPr>
+          <w:rFonts w:ascii="Aptos" w:hAnsi="Aptos"/>
+          <w:color w:val="1F2933"/>
+          <w:sz w:val="19"/>
+        </w:rPr>
+        <w:t>{items}</w:t>
+      </w:r>
+    </w:p>
+    <w:p>
+      <w:pPr>
+        <w:spacing w:after="0"/>
+      </w:pPr>
+      <w:r>
+        <w:t>{/skills}</w:t>
+      </w:r>
+    </w:p>
+    <w:p>
+      <w:pPr>
+        <w:pStyle w:val="Heading1"/>
+        <w:spacing w:before="160" w:after="80"/>
+        <w:pBdr>
+          <w:bottom w:val="single" w:sz="8" w:space="3" w:color="D9E2EC"/>
+        </w:pBdr>
+        <w:keepNext/>
+        <w:keepLines/>
+      </w:pPr>
+      <w:r>
+        <w:rPr>
+          <w:rFonts w:ascii="Aptos Display" w:hAnsi="Aptos Display"/>
+          <w:b/>
+          <w:color w:val="24527A"/>
+          <w:sz w:val="22"/>
         </w:rPr>
         <w:t>PROFESSIONAL EXPERIENCE</w:t>
       </w:r>
@@ -172,62 +179,35 @@
         <w:t>{#experiences}</w:t>
       </w:r>
     </w:p>
-    <w:tbl>
-      <w:tblPr>
-        <w:tblW w:type="auto" w:w="0"/>
-        <w:tblLayout w:type="fixed"/>
-        <w:tblLook w:firstColumn="1" w:firstRow="1" w:lastColumn="0" w:lastRow="0" w:noHBand="0" w:noVBand="1" w:val="04A0"/>
-      </w:tblPr>
-      <w:tblGrid>
-        <w:gridCol w:w="8352"/>
-        <w:gridCol w:w="2592"/>
-      </w:tblGrid>
-      <w:tr>
-        <w:tc>
-          <w:tcPr>
-            <w:tcW w:type="dxa" w:w="5227"/>
-            <w:tcMar>
-              <w:top w:w="20" w:type="dxa"/>
-              <w:start w:w="0" w:type="dxa"/>
-              <w:bottom w:w="10" w:type="dxa"/>
-              <w:end w:w="0" w:type="dxa"/>
-            </w:tcMar>
-          </w:tcPr>
-          <w:p>
-            <w:r>
-              <w:rPr>
-                <w:b/>
-                <w:sz w:val="18"/>
-              </w:rPr>
-              <w:t>{role} — {company}</w:t>
-            </w:r>
-          </w:p>
-        </w:tc>
-        <w:tc>
-          <w:tcPr>
-            <w:tcW w:type="dxa" w:w="5227"/>
-            <w:tcMar>
-              <w:top w:w="20" w:type="dxa"/>
-              <w:start w:w="0" w:type="dxa"/>
-              <w:bottom w:w="10" w:type="dxa"/>
-              <w:end w:w="0" w:type="dxa"/>
-            </w:tcMar>
-          </w:tcPr>
-          <w:p>
-            <w:pPr>
-              <w:jc w:val="right"/>
-            </w:pPr>
-            <w:r>
-              <w:rPr>
-                <w:b w:val="0"/>
-                <w:sz w:val="17"/>
-              </w:rPr>
-              <w:t>{displayDates}</w:t>
-            </w:r>
-          </w:p>
-        </w:tc>
-      </w:tr>
-    </w:tbl>
+    <w:p>
+      <w:pPr>
+        <w:tabs>
+          <w:tab w:pos="10080" w:val="right"/>
+        </w:tabs>
+        <w:spacing w:before="40" w:after="20"/>
+        <w:keepNext/>
+        <w:keepLines/>
+      </w:pPr>
+      <w:r>
+        <w:rPr>
+          <w:rFonts w:ascii="Aptos" w:hAnsi="Aptos"/>
+          <w:b/>
+          <w:color w:val="1F2933"/>
+          <w:sz w:val="20"/>
+        </w:rPr>
+        <w:t>{role} — {company}{employmentLabel}</w:t>
+      </w:r>
+      <w:r>
+        <w:rPr>
+          <w:rFonts w:ascii="Aptos" w:hAnsi="Aptos"/>
+          <w:b w:val="0"/>
+          <w:color w:val="52606D"/>
+          <w:sz w:val="20"/>
+        </w:rPr>
+        <w:tab/>
+        <w:t>{displayDates}</w:t>
+      </w:r>
+    </w:p>
     <w:p>
       <w:pPr>
         <w:spacing w:after="0"/>
@@ -239,12 +219,13 @@
     <w:p>
       <w:pPr>
         <w:pStyle w:val="ListBullet"/>
-        <w:spacing w:after="24"/>
-        <w:ind w:left="259" w:hanging="173"/>
+        <w:keepLines/>
       </w:pPr>
       <w:r>
         <w:rPr>
-          <w:b w:val="0"/>
+          <w:rFonts w:ascii="Aptos" w:hAnsi="Aptos"/>
+          <w:color w:val="1F2933"/>
+          <w:sz w:val="19"/>
         </w:rPr>
         <w:t>{text}</w:t>
       </w:r>
@@ -267,16 +248,197 @@
     </w:p>
     <w:p>
       <w:pPr>
-        <w:spacing w:before="80" w:after="40"/>
+        <w:spacing w:after="0"/>
+      </w:pPr>
+      <w:r>
+        <w:t>{#showSelectedProjects}</w:t>
+      </w:r>
+    </w:p>
+    <w:p>
+      <w:pPr>
+        <w:pStyle w:val="Heading1"/>
+        <w:spacing w:before="160" w:after="80"/>
         <w:pBdr>
-          <w:bottom w:val="single" w:sz="6" w:space="1" w:color="1F4E79"/>
+          <w:bottom w:val="single" w:sz="8" w:space="3" w:color="D9E2EC"/>
         </w:pBdr>
+        <w:keepNext/>
+        <w:keepLines/>
       </w:pPr>
       <w:r>
         <w:rPr>
+          <w:rFonts w:ascii="Aptos Display" w:hAnsi="Aptos Display"/>
           <w:b/>
-          <w:color w:val="1F4E79"/>
-          <w:sz w:val="20"/>
+          <w:color w:val="24527A"/>
+          <w:sz w:val="22"/>
+        </w:rPr>
+        <w:t>SELECTED PROJECTS</w:t>
+      </w:r>
+    </w:p>
+    <w:p>
+      <w:pPr>
+        <w:spacing w:after="0"/>
+      </w:pPr>
+      <w:r>
+        <w:t>{#selectedProjects}</w:t>
+      </w:r>
+    </w:p>
+    <w:p>
+      <w:pPr>
+        <w:tabs>
+          <w:tab w:pos="10080" w:val="right"/>
+        </w:tabs>
+        <w:spacing w:before="40" w:after="20"/>
+        <w:keepNext/>
+        <w:keepLines/>
+      </w:pPr>
+      <w:r>
+        <w:rPr>
+          <w:rFonts w:ascii="Aptos" w:hAnsi="Aptos"/>
+          <w:b/>
+          <w:color w:val="1F2933"/>
+          <w:sz w:val="19"/>
+        </w:rPr>
+        <w:t>{name}</w:t>
+      </w:r>
+      <w:r>
+        <w:rPr>
+          <w:rFonts w:ascii="Aptos" w:hAnsi="Aptos"/>
+          <w:b w:val="0"/>
+          <w:color w:val="52606D"/>
+          <w:sz w:val="19"/>
+        </w:rPr>
+        <w:tab/>
+        <w:t>{technologies}</w:t>
+      </w:r>
+    </w:p>
+    <w:p>
+      <w:pPr>
+        <w:pStyle w:val="ListBullet"/>
+        <w:keepLines/>
+      </w:pPr>
+      <w:r>
+        <w:rPr>
+          <w:rFonts w:ascii="Aptos" w:hAnsi="Aptos"/>
+          <w:color w:val="1F2933"/>
+          <w:sz w:val="19"/>
+        </w:rPr>
+        <w:t>{description}</w:t>
+      </w:r>
+    </w:p>
+    <w:p>
+      <w:pPr>
+        <w:spacing w:after="0"/>
+      </w:pPr>
+      <w:r>
+        <w:t>{/selectedProjects}</w:t>
+      </w:r>
+    </w:p>
+    <w:p>
+      <w:pPr>
+        <w:spacing w:after="0"/>
+      </w:pPr>
+      <w:r>
+        <w:t>{/showSelectedProjects}</w:t>
+      </w:r>
+    </w:p>
+    <w:p>
+      <w:pPr>
+        <w:spacing w:after="0"/>
+      </w:pPr>
+      <w:r>
+        <w:t>{#showPublications}</w:t>
+      </w:r>
+    </w:p>
+    <w:p>
+      <w:pPr>
+        <w:pStyle w:val="Heading1"/>
+        <w:spacing w:before="160" w:after="80"/>
+        <w:pBdr>
+          <w:bottom w:val="single" w:sz="8" w:space="3" w:color="D9E2EC"/>
+        </w:pBdr>
+        <w:keepNext/>
+        <w:keepLines/>
+      </w:pPr>
+      <w:r>
+        <w:rPr>
+          <w:rFonts w:ascii="Aptos Display" w:hAnsi="Aptos Display"/>
+          <w:b/>
+          <w:color w:val="24527A"/>
+          <w:sz w:val="22"/>
+        </w:rPr>
+        <w:t>SELECTED FHIR RESEARCH &amp; PUBLICATIONS</w:t>
+      </w:r>
+    </w:p>
+    <w:p>
+      <w:pPr>
+        <w:spacing w:after="0"/>
+      </w:pPr>
+      <w:r>
+        <w:t>{#publications}</w:t>
+      </w:r>
+    </w:p>
+    <w:p>
+      <w:pPr>
+        <w:spacing w:after="20"/>
+        <w:keepNext/>
+        <w:keepLines/>
+      </w:pPr>
+      <w:r>
+        <w:rPr>
+          <w:rFonts w:ascii="Aptos" w:hAnsi="Aptos"/>
+          <w:b/>
+          <w:color w:val="1F2933"/>
+          <w:sz w:val="19"/>
+        </w:rPr>
+        <w:t>{citation}</w:t>
+      </w:r>
+    </w:p>
+    <w:p>
+      <w:pPr>
+        <w:pStyle w:val="ListBullet"/>
+        <w:keepLines/>
+      </w:pPr>
+      <w:r>
+        <w:rPr>
+          <w:rFonts w:ascii="Aptos" w:hAnsi="Aptos"/>
+          <w:color w:val="1F2933"/>
+          <w:sz w:val="19"/>
+        </w:rPr>
+        <w:t>{contribution}</w:t>
+      </w:r>
+    </w:p>
+    <w:p>
+      <w:pPr>
+        <w:spacing w:after="0"/>
+      </w:pPr>
+      <w:r>
+        <w:t>{/publications}</w:t>
+      </w:r>
+    </w:p>
+    <w:p>
+      <w:pPr>
+        <w:spacing w:after="0"/>
+      </w:pPr>
+      <w:r>
+        <w:t>{/showPublications}</w:t>
+      </w:r>
+    </w:p>
+    <w:p>
+      <w:pPr>
+        <w:pStyle w:val="Heading1"/>
+        <w:spacing w:before="160" w:after="80"/>
+        <w:pBdr>
+          <w:bottom w:val="single" w:sz="8" w:space="3" w:color="D9E2EC"/>
+        </w:pBdr>
+        <w:keepNext/>
+        <w:keepLines/>
+      </w:pPr>
+      <w:r>
+        <w:rPr>
+          <w:rFonts w:ascii="Aptos Display" w:hAnsi="Aptos Display"/>
+          <w:b/>
+          <w:color w:val="24527A"/>
+          <w:sz w:val="22"/>
         </w:rPr>
         <w:t>EDUCATION</w:t>
       </w:r>
@@ -291,21 +453,31 @@
     </w:p>
     <w:p>
       <w:pPr>
-        <w:spacing w:after="16"/>
+        <w:tabs>
+          <w:tab w:pos="10080" w:val="right"/>
+        </w:tabs>
+        <w:spacing w:before="20" w:after="20"/>
+        <w:keepNext/>
+        <w:keepLines/>
       </w:pPr>
       <w:r>
         <w:rPr>
+          <w:rFonts w:ascii="Aptos" w:hAnsi="Aptos"/>
           <w:b/>
-          <w:sz w:val="17"/>
+          <w:color w:val="1F2933"/>
+          <w:sz w:val="19"/>
         </w:rPr>
-        <w:t>{degree}</w:t>
+        <w:t>{degree} — {school}</w:t>
       </w:r>
       <w:r>
         <w:rPr>
+          <w:rFonts w:ascii="Aptos" w:hAnsi="Aptos"/>
           <w:b w:val="0"/>
-          <w:sz w:val="17"/>
+          <w:color w:val="52606D"/>
+          <w:sz w:val="19"/>
         </w:rPr>
-        <w:t xml:space="preserve"> — {school}</w:t>
+        <w:tab/>
+        <w:t>{graduationYear}</w:t>
       </w:r>
     </w:p>
     <w:p>
@@ -318,7 +490,7 @@
     </w:p>
     <w:sectPr>
       <w:pgSz w:w="12240" w:h="15840"/>
-      <w:pgMar w:top="691" w:right="893" w:bottom="648" w:left="893" w:header="720" w:footer="720" w:gutter="0"/>
+      <w:pgMar w:top="864" w:right="1008" w:bottom="864" w:left="1008" w:header="504" w:footer="504" w:gutter="0"/>
       <w:cols w:space="720"/>
       <w:docGrid w:linePitch="360"/>
     </w:sectPr>
@@ -690,12 +862,12 @@
     <w:qFormat/>
     <w:rsid w:val="00FC693F"/>
     <w:pPr>
-      <w:spacing w:after="44" w:line="240" w:lineRule="auto"/>
+      <w:spacing w:before="0" w:after="60" w:line="252" w:lineRule="auto"/>
     </w:pPr>
     <w:rPr>
       <w:rFonts w:ascii="Aptos" w:hAnsi="Aptos"/>
-      <w:color w:val="232323"/>
-      <w:sz w:val="17"/>
+      <w:color w:val="1F2933"/>
+      <w:sz w:val="19"/>
     </w:rPr>
   </w:style>
   <w:style w:type="paragraph" w:styleId="Header">
@@ -753,15 +925,15 @@
     <w:pPr>
       <w:keepNext/>
       <w:keepLines/>
-      <w:spacing w:before="480" w:after="0"/>
+      <w:spacing w:before="180" w:after="80"/>
       <w:outlineLvl w:val="0"/>
     </w:pPr>
     <w:rPr>
-      <w:rFonts w:asciiTheme="majorHAnsi" w:eastAsiaTheme="majorEastAsia" w:hAnsiTheme="majorHAnsi" w:cstheme="majorBidi"/>
+      <w:rFonts w:asciiTheme="majorHAnsi" w:eastAsiaTheme="majorEastAsia" w:hAnsiTheme="majorHAnsi" w:cstheme="majorBidi" w:ascii="Aptos Display" w:hAnsi="Aptos Display"/>
       <w:b/>
       <w:bCs/>
-      <w:color w:val="365F91" w:themeColor="accent1" w:themeShade="BF"/>
-      <w:sz w:val="28"/>
+      <w:color w:val="24527A"/>
+      <w:sz w:val="22"/>
       <w:szCs w:val="28"/>
     </w:rPr>
   </w:style>
@@ -777,15 +949,15 @@
     <w:pPr>
       <w:keepNext/>
       <w:keepLines/>
-      <w:spacing w:before="200" w:after="0"/>
+      <w:spacing w:before="120" w:after="40"/>
       <w:outlineLvl w:val="1"/>
     </w:pPr>
     <w:rPr>
-      <w:rFonts w:asciiTheme="majorHAnsi" w:eastAsiaTheme="majorEastAsia" w:hAnsiTheme="majorHAnsi" w:cstheme="majorBidi"/>
+      <w:rFonts w:asciiTheme="majorHAnsi" w:eastAsiaTheme="majorEastAsia" w:hAnsiTheme="majorHAnsi" w:cstheme="majorBidi" w:ascii="Aptos Display" w:hAnsi="Aptos Display"/>
       <w:b/>
       <w:bCs/>
-      <w:color w:val="4F81BD" w:themeColor="accent1"/>
-      <w:sz w:val="26"/>
+      <w:color w:val="24527A"/>
+      <w:sz w:val="21"/>
       <w:szCs w:val="26"/>
     </w:rPr>
   </w:style>
@@ -801,14 +973,15 @@
     <w:pPr>
       <w:keepNext/>
       <w:keepLines/>
-      <w:spacing w:before="200" w:after="0"/>
+      <w:spacing w:before="80" w:after="40"/>
       <w:outlineLvl w:val="2"/>
     </w:pPr>
     <w:rPr>
-      <w:rFonts w:asciiTheme="majorHAnsi" w:eastAsiaTheme="majorEastAsia" w:hAnsiTheme="majorHAnsi" w:cstheme="majorBidi"/>
+      <w:rFonts w:asciiTheme="majorHAnsi" w:eastAsiaTheme="majorEastAsia" w:hAnsiTheme="majorHAnsi" w:cstheme="majorBidi" w:ascii="Aptos Display" w:hAnsi="Aptos Display"/>
       <w:b/>
       <w:bCs/>
-      <w:color w:val="4F81BD" w:themeColor="accent1"/>
+      <w:color w:val="24527A"/>
+      <w:sz w:val="20"/>
     </w:rPr>
   </w:style>
   <w:style w:type="paragraph" w:styleId="Heading4">
@@ -1224,8 +1397,14 @@
       <w:numPr>
         <w:numId w:val="1"/>
       </w:numPr>
+      <w:spacing w:after="50" w:line="252" w:lineRule="auto"/>
+      <w:ind w:left="288" w:hanging="230"/>
       <w:contextualSpacing/>
     </w:pPr>
+    <w:rPr>
+      <w:rFonts w:ascii="Aptos" w:hAnsi="Aptos"/>
+      <w:sz w:val="19"/>
+    </w:rPr>
   </w:style>
   <w:style w:type="paragraph" w:styleId="ListBullet2">
     <w:name w:val="List Bullet 2"/>

--- a/templates/resume.template.docx
+++ b/templates/resume.template.docx
@@ -195,7 +195,7 @@
           <w:color w:val="1F2933"/>
           <w:sz w:val="20"/>
         </w:rPr>
-        <w:t>{role} — {company}{employmentLabel}</w:t>
+        <w:t>{role} — {company}</w:t>
       </w:r>
       <w:r>
         <w:rPr>
